--- a/tillsyn/A 59931-2021 tillsynsbegäran.docx
+++ b/tillsyn/A 59931-2021 tillsynsbegäran.docx
@@ -745,7 +745,7 @@
     <w:r>
       <w:tab/>
       <w:tab/>
-      <w:t>2026-06-18</w:t>
+      <w:t>2026-06-19</w:t>
       <w:br/>
       <w:br/>
     </w:r>

--- a/tillsyn/A 59931-2021 tillsynsbegäran.docx
+++ b/tillsyn/A 59931-2021 tillsynsbegäran.docx
@@ -745,7 +745,7 @@
     <w:r>
       <w:tab/>
       <w:tab/>
-      <w:t>2026-06-19</w:t>
+      <w:t>2026-06-20</w:t>
       <w:br/>
       <w:br/>
     </w:r>

--- a/tillsyn/A 59931-2021 tillsynsbegäran.docx
+++ b/tillsyn/A 59931-2021 tillsynsbegäran.docx
@@ -12,10 +12,7 @@
     </w:p>
     <w:p>
       <w:r>
-        <w:t>Detta dokument behandlar höga naturvärden i avverkningsanmälan A 59931-2021 i Dals-Eds kommun som inkom 2021-10-25 och omfattar 1,0 ha.</w:t>
-      </w:r>
-      <w:r>
-        <w:t xml:space="preserve"> I Figur 1 visas fyndplatser för naturvårdsarter i området, som finns registrerade på Artportalen.</w:t>
+        <w:t>Denna tillsynsbegäran behandlar höga naturvärden i avverkningsanmälan A 59931-2021 i Dals-Eds kommun som inkom 2021-10-25 och omfattar 1,0 ha.</w:t>
       </w:r>
     </w:p>
     <w:p>
@@ -63,7 +60,20 @@
         <w:spacing w:after="240"/>
       </w:pPr>
       <w:r>
-        <w:t>Figur 1. Fyndplatser för naturvårdsarter inom 23 meter från avverkningsanmälan (röd linje). Inom parentes anges rödlistekategorier, S för signalarter, Tför typiska arter och fridlysningsparagrafer i artskyddsförordningen.Markörer utan svart kant är placerade på fyndplatsen. Markörer med svart kant är placerade vid sidan av fyndplatsen och har ett svart streck som visar fyndplatsens exakta position. Kartans mittpunktskoordinat är N 6540922, E 328084 i SWEREF 99 TM.</w:t>
+        <w:t>Figur 1. Fyndplatser för naturvårdsarter inom 23 meter från avverkningsanmälan. Markörer utan svart kant är placerade på fyndplatsen. Markörer med svart kant är placerade vid sidan av fyndplatsen har ett svart streck som visar fyndplatsens exakta position. Kartans mittpunktskoordinat är N 6540922, E 328084 i SWEREF 99 TM.</w:t>
+      </w:r>
+    </w:p>
+    <w:p>
+      <w:r>
+        <w:t>Inom 23 meter från avverkningsanmälan finns fynd av 6 naturvårdsarter, varav 3 är rödlistade, 1 är fridlyst, 5 är typiska (T) och 2 är signalarter (S): västlig njurlav (VU, T), grynig filtlav (NT, T), skogsklocka (NT), korallblylav (S, T), underviol (S, T) och blåsippa (T, §9). Se Figur 1.</w:t>
+      </w:r>
+    </w:p>
+    <w:p>
+      <w:pPr>
+        <w:pStyle w:val="Heading1"/>
+      </w:pPr>
+      <w:r>
+        <w:t>Tillsynsbegäran</w:t>
       </w:r>
     </w:p>
     <w:p>
@@ -82,39 +92,16 @@
       </w:r>
     </w:p>
     <w:p>
-      <w:r>
-        <w:t>Nedan beskrivs fynd av naturvårdsarter och fridlysta arter som gjorts i det avverkningsanmälda området.</w:t>
-      </w:r>
-    </w:p>
-    <w:p>
       <w:pPr>
         <w:pStyle w:val="Heading1"/>
       </w:pPr>
       <w:r>
-        <w:t>Naturvårdsarter</w:t>
+        <w:t>Naturvårdsarter och fridlysta arter</w:t>
       </w:r>
     </w:p>
     <w:p>
       <w:r>
-        <w:t>Inom 23 meter från avverkningsanmälan har följande 6 naturvårdsarter hittats: västlig njurlav (VU, T), grynig filtlav (NT, T), skogsklocka (NT), korallblylav (S, T), underviol (S, T) och blåsippa (T, §9). Av dessa är 3 rödlistade. För rödlistade arter har rödlistekategorin angivits inom parentes. Arter som är signalarter enligt Skogsstyrelsen har markerats med (S). Typiska arter inom Natura 2000 som är kopplade till skogsekosystem har markerats med (T). För fridlysta arter anges även paragrafen i Artskyddsförordningen som arten är fridlyst enligt.</w:t>
-      </w:r>
-    </w:p>
-    <w:p>
-      <w:r>
-        <w:t>De påträffade naturvårdsarterna är ett tydligt kvitto på att det rör sig om en skog med höga naturvärden.</w:t>
-      </w:r>
-    </w:p>
-    <w:p>
-      <w:pPr>
-        <w:pStyle w:val="Heading2"/>
-      </w:pPr>
-      <w:r>
-        <w:t>Fridlysta arter</w:t>
-      </w:r>
-    </w:p>
-    <w:p>
-      <w:r>
-        <w:t>Följande fridlysta arter har sina livsmiljöer och växtplatser i den avverkningsanmälda skogen: blåsippa (T, §9).</w:t>
+        <w:t>Nedan följer beskrivningar av de naturvårdsarter och fridlysta arter som har sina livsmiljöer och växtplatser i den avverkningsanmälda skogen. De påträffade naturvårdsarterna är ett tydligt kvitto på att det rör sig om en skog med höga naturvärden.</w:t>
       </w:r>
     </w:p>
     <w:p>
@@ -122,36 +109,46 @@
         <w:rPr>
           <w:b/>
         </w:rPr>
-        <w:t>Blåsippa (§9)</w:t>
+        <w:t>Västlig njurlav (VU)</w:t>
       </w:r>
       <w:r>
-        <w:t xml:space="preserve"> är typisk art för </w:t>
+        <w:t xml:space="preserve"> växer på mossiga lövträdstammar eller klippor i områden med hög luftfuktighet och förekommer huvudsakligen på lövträd, främst asp men ofta också på ask, sälg, rönn, ek och lönn. Den mest typiska miljön är halvöppen blandskog i bergskanter med gran och senvuxna aspar. Arten hotas av avverkning av asp och andra lövträd i blandskogar samt av utglesning av skog på eller i omedelbar närhet av växtplatsen. Nyetablering och spridning försvåras av att aspar i blandskogar ofta avverkas i samband med gallringar. Lämpliga miljöer nyskapas i mycket begränsad omfattning. Västlig njurlav är placerad högst upp i Skogsstyrelsens värdepyramid för bedömning av skog med höga naturvärden och har minskat med 25 (20–30) % under de senaste 50 åren. Sedan 2010 har minskningstakten ökat och överstiger gränsvärdet för Sårbar (VU). På västlig njurlav kan även de sällsynta lavparasiterna </w:t>
       </w:r>
       <w:r>
         <w:rPr>
           <w:i/>
         </w:rPr>
-        <w:t>9050 Näringsrik granskog, 9020 Nordlig ädellövskog</w:t>
+        <w:t>Protounguicularia nephromatis</w:t>
       </w:r>
       <w:r>
-        <w:t xml:space="preserve"> och </w:t>
+        <w:t xml:space="preserve"> (VU) och </w:t>
       </w:r>
       <w:r>
         <w:rPr>
           <w:i/>
         </w:rPr>
-        <w:t>8240 Karsthällmarker</w:t>
+        <w:t>Refractohilum galligenum</w:t>
       </w:r>
       <w:r>
-        <w:t xml:space="preserve"> (SLU Artdatabanken, 2025).</w:t>
+        <w:t xml:space="preserve"> (NT) påträffas. Västlig njurlav är typisk art för </w:t>
       </w:r>
-    </w:p>
-    <w:p>
-      <w:pPr>
-        <w:pStyle w:val="Heading2"/>
-      </w:pPr>
       <w:r>
-        <w:t>Övriga naturvårdsarter</w:t>
+        <w:rPr>
+          <w:i/>
+        </w:rPr>
+        <w:t xml:space="preserve">9010 Taiga, 9020 Nordlig ädellövskog, 9070 Trädklädd betesmark, 9110 Näringsfattig bokskog, 9160 Näringsrik ekskog, 9180 Ädellövskog i branter </w:t>
+      </w:r>
+      <w:r>
+        <w:t>och</w:t>
+      </w:r>
+      <w:r>
+        <w:rPr>
+          <w:i/>
+        </w:rPr>
+        <w:t xml:space="preserve"> 9190 Näringsfattig ekskog</w:t>
+      </w:r>
+      <w:r>
+        <w:t xml:space="preserve"> (SLU Artdatabanken, 2026; Nitare &amp; Skogsstyrelsen, 2019).</w:t>
       </w:r>
     </w:p>
     <w:p>
@@ -255,46 +252,28 @@
         <w:rPr>
           <w:b/>
         </w:rPr>
-        <w:t>Västlig njurlav (VU)</w:t>
+        <w:t>Blåsippa (§9)</w:t>
       </w:r>
       <w:r>
-        <w:t xml:space="preserve"> växer på mossiga lövträdstammar eller klippor i områden med hög luftfuktighet och förekommer huvudsakligen på lövträd, främst asp men ofta också på ask, sälg, rönn, ek och lönn. Den mest typiska miljön är halvöppen blandskog i bergskanter med gran och senvuxna aspar. Arten hotas av avverkning av asp och andra lövträd i blandskogar samt av utglesning av skog på eller i omedelbar närhet av växtplatsen. Nyetablering och spridning försvåras av att aspar i blandskogar ofta avverkas i samband med gallringar. Lämpliga miljöer nyskapas i mycket begränsad omfattning. Västlig njurlav är placerad högst upp i Skogsstyrelsens värdepyramid för bedömning av skog med höga naturvärden och har minskat med 25 (20–30) % under de senaste 50 åren. Sedan 2010 har minskningstakten ökat och överstiger gränsvärdet för Sårbar (VU). På västlig njurlav kan även de sällsynta lavparasiterna </w:t>
+        <w:t xml:space="preserve"> är typisk art för </w:t>
       </w:r>
       <w:r>
         <w:rPr>
           <w:i/>
         </w:rPr>
-        <w:t>Protounguicularia nephromatis</w:t>
+        <w:t>9050 Näringsrik granskog, 9020 Nordlig ädellövskog</w:t>
       </w:r>
       <w:r>
-        <w:t xml:space="preserve"> (VU) och </w:t>
+        <w:t xml:space="preserve"> och </w:t>
       </w:r>
       <w:r>
         <w:rPr>
           <w:i/>
         </w:rPr>
-        <w:t>Refractohilum galligenum</w:t>
+        <w:t>8240 Karsthällmarker</w:t>
       </w:r>
       <w:r>
-        <w:t xml:space="preserve"> (NT) påträffas. Västlig njurlav är typisk art för </w:t>
-      </w:r>
-      <w:r>
-        <w:rPr>
-          <w:i/>
-        </w:rPr>
-        <w:t xml:space="preserve">9010 Taiga, 9020 Nordlig ädellövskog, 9070 Trädklädd betesmark, 9110 Näringsfattig bokskog, 9160 Näringsrik ekskog, 9180 Ädellövskog i branter </w:t>
-      </w:r>
-      <w:r>
-        <w:t>och</w:t>
-      </w:r>
-      <w:r>
-        <w:rPr>
-          <w:i/>
-        </w:rPr>
-        <w:t xml:space="preserve"> 9190 Näringsfattig ekskog</w:t>
-      </w:r>
-      <w:r>
-        <w:t xml:space="preserve"> (SLU Artdatabanken, 2026; Nitare &amp; Skogsstyrelsen, 2019).</w:t>
+        <w:t xml:space="preserve"> (SLU Artdatabanken, 2025).</w:t>
       </w:r>
     </w:p>
     <w:p>
@@ -745,7 +724,7 @@
     <w:r>
       <w:tab/>
       <w:tab/>
-      <w:t>2026-06-20</w:t>
+      <w:t>2026-06-21</w:t>
       <w:br/>
       <w:br/>
     </w:r>

--- a/tillsyn/A 59931-2021 tillsynsbegäran.docx
+++ b/tillsyn/A 59931-2021 tillsynsbegäran.docx
@@ -724,7 +724,7 @@
     <w:r>
       <w:tab/>
       <w:tab/>
-      <w:t>2026-06-21</w:t>
+      <w:t>2026-06-22</w:t>
       <w:br/>
       <w:br/>
     </w:r>

--- a/tillsyn/A 59931-2021 tillsynsbegäran.docx
+++ b/tillsyn/A 59931-2021 tillsynsbegäran.docx
@@ -724,7 +724,7 @@
     <w:r>
       <w:tab/>
       <w:tab/>
-      <w:t>2026-06-22</w:t>
+      <w:t>2026-06-23</w:t>
       <w:br/>
       <w:br/>
     </w:r>

--- a/tillsyn/A 59931-2021 tillsynsbegäran.docx
+++ b/tillsyn/A 59931-2021 tillsynsbegäran.docx
@@ -724,7 +724,7 @@
     <w:r>
       <w:tab/>
       <w:tab/>
-      <w:t>2026-06-23</w:t>
+      <w:t>2026-06-24</w:t>
       <w:br/>
       <w:br/>
     </w:r>

--- a/tillsyn/A 59931-2021 tillsynsbegäran.docx
+++ b/tillsyn/A 59931-2021 tillsynsbegäran.docx
@@ -724,7 +724,7 @@
     <w:r>
       <w:tab/>
       <w:tab/>
-      <w:t>2026-06-24</w:t>
+      <w:t>2026-06-25</w:t>
       <w:br/>
       <w:br/>
     </w:r>

--- a/tillsyn/A 59931-2021 tillsynsbegäran.docx
+++ b/tillsyn/A 59931-2021 tillsynsbegäran.docx
@@ -724,7 +724,7 @@
     <w:r>
       <w:tab/>
       <w:tab/>
-      <w:t>2026-06-25</w:t>
+      <w:t>2026-06-26</w:t>
       <w:br/>
       <w:br/>
     </w:r>

--- a/tillsyn/A 59931-2021 tillsynsbegäran.docx
+++ b/tillsyn/A 59931-2021 tillsynsbegäran.docx
@@ -724,7 +724,7 @@
     <w:r>
       <w:tab/>
       <w:tab/>
-      <w:t>2026-06-26</w:t>
+      <w:t>2026-06-27</w:t>
       <w:br/>
       <w:br/>
     </w:r>

--- a/tillsyn/A 59931-2021 tillsynsbegäran.docx
+++ b/tillsyn/A 59931-2021 tillsynsbegäran.docx
@@ -724,7 +724,7 @@
     <w:r>
       <w:tab/>
       <w:tab/>
-      <w:t>2026-06-27</w:t>
+      <w:t>2026-06-28</w:t>
       <w:br/>
       <w:br/>
     </w:r>

--- a/tillsyn/A 59931-2021 tillsynsbegäran.docx
+++ b/tillsyn/A 59931-2021 tillsynsbegäran.docx
@@ -724,7 +724,7 @@
     <w:r>
       <w:tab/>
       <w:tab/>
-      <w:t>2026-06-28</w:t>
+      <w:t>2026-06-29</w:t>
       <w:br/>
       <w:br/>
     </w:r>

--- a/tillsyn/A 59931-2021 tillsynsbegäran.docx
+++ b/tillsyn/A 59931-2021 tillsynsbegäran.docx
@@ -724,7 +724,7 @@
     <w:r>
       <w:tab/>
       <w:tab/>
-      <w:t>2026-06-29</w:t>
+      <w:t>2026-06-30</w:t>
       <w:br/>
       <w:br/>
     </w:r>

--- a/tillsyn/A 59931-2021 tillsynsbegäran.docx
+++ b/tillsyn/A 59931-2021 tillsynsbegäran.docx
@@ -724,7 +724,7 @@
     <w:r>
       <w:tab/>
       <w:tab/>
-      <w:t>2026-06-30</w:t>
+      <w:t>2026-07-01</w:t>
       <w:br/>
       <w:br/>
     </w:r>

--- a/tillsyn/A 59931-2021 tillsynsbegäran.docx
+++ b/tillsyn/A 59931-2021 tillsynsbegäran.docx
@@ -724,7 +724,7 @@
     <w:r>
       <w:tab/>
       <w:tab/>
-      <w:t>2026-07-01</w:t>
+      <w:t>2026-07-02</w:t>
       <w:br/>
       <w:br/>
     </w:r>

--- a/tillsyn/A 59931-2021 tillsynsbegäran.docx
+++ b/tillsyn/A 59931-2021 tillsynsbegäran.docx
@@ -724,7 +724,7 @@
     <w:r>
       <w:tab/>
       <w:tab/>
-      <w:t>2026-07-13</w:t>
+      <w:t>2026-07-14</w:t>
       <w:br/>
       <w:br/>
     </w:r>

--- a/tillsyn/A 59931-2021 tillsynsbegäran.docx
+++ b/tillsyn/A 59931-2021 tillsynsbegäran.docx
@@ -724,7 +724,7 @@
     <w:r>
       <w:tab/>
       <w:tab/>
-      <w:t>2026-07-14</w:t>
+      <w:t>2026-07-15</w:t>
       <w:br/>
       <w:br/>
     </w:r>

--- a/tillsyn/A 59931-2021 tillsynsbegäran.docx
+++ b/tillsyn/A 59931-2021 tillsynsbegäran.docx
@@ -724,7 +724,7 @@
     <w:r>
       <w:tab/>
       <w:tab/>
-      <w:t>2026-07-15</w:t>
+      <w:t>2026-07-16</w:t>
       <w:br/>
       <w:br/>
     </w:r>

--- a/tillsyn/A 59931-2021 tillsynsbegäran.docx
+++ b/tillsyn/A 59931-2021 tillsynsbegäran.docx
@@ -724,7 +724,7 @@
     <w:r>
       <w:tab/>
       <w:tab/>
-      <w:t>2026-07-16</w:t>
+      <w:t>2026-07-17</w:t>
       <w:br/>
       <w:br/>
     </w:r>

--- a/tillsyn/A 59931-2021 tillsynsbegäran.docx
+++ b/tillsyn/A 59931-2021 tillsynsbegäran.docx
@@ -724,7 +724,7 @@
     <w:r>
       <w:tab/>
       <w:tab/>
-      <w:t>2026-07-17</w:t>
+      <w:t>2026-07-18</w:t>
       <w:br/>
       <w:br/>
     </w:r>

--- a/tillsyn/A 59931-2021 tillsynsbegäran.docx
+++ b/tillsyn/A 59931-2021 tillsynsbegäran.docx
@@ -724,7 +724,7 @@
     <w:r>
       <w:tab/>
       <w:tab/>
-      <w:t>2026-07-18</w:t>
+      <w:t>2026-07-19</w:t>
       <w:br/>
       <w:br/>
     </w:r>

--- a/tillsyn/A 59931-2021 tillsynsbegäran.docx
+++ b/tillsyn/A 59931-2021 tillsynsbegäran.docx
@@ -724,7 +724,7 @@
     <w:r>
       <w:tab/>
       <w:tab/>
-      <w:t>2026-07-19</w:t>
+      <w:t>2026-07-20</w:t>
       <w:br/>
       <w:br/>
     </w:r>

--- a/tillsyn/A 59931-2021 tillsynsbegäran.docx
+++ b/tillsyn/A 59931-2021 tillsynsbegäran.docx
@@ -724,7 +724,7 @@
     <w:r>
       <w:tab/>
       <w:tab/>
-      <w:t>2026-07-20</w:t>
+      <w:t>2026-07-21</w:t>
       <w:br/>
       <w:br/>
     </w:r>

--- a/tillsyn/A 59931-2021 tillsynsbegäran.docx
+++ b/tillsyn/A 59931-2021 tillsynsbegäran.docx
@@ -724,7 +724,7 @@
     <w:r>
       <w:tab/>
       <w:tab/>
-      <w:t>2026-07-21</w:t>
+      <w:t>2026-07-22</w:t>
       <w:br/>
       <w:br/>
     </w:r>

--- a/tillsyn/A 59931-2021 tillsynsbegäran.docx
+++ b/tillsyn/A 59931-2021 tillsynsbegäran.docx
@@ -724,7 +724,7 @@
     <w:r>
       <w:tab/>
       <w:tab/>
-      <w:t>2026-07-22</w:t>
+      <w:t>2026-07-23</w:t>
       <w:br/>
       <w:br/>
     </w:r>

--- a/tillsyn/A 59931-2021 tillsynsbegäran.docx
+++ b/tillsyn/A 59931-2021 tillsynsbegäran.docx
@@ -724,7 +724,7 @@
     <w:r>
       <w:tab/>
       <w:tab/>
-      <w:t>2026-07-23</w:t>
+      <w:t>2026-07-24</w:t>
       <w:br/>
       <w:br/>
     </w:r>

--- a/tillsyn/A 59931-2021 tillsynsbegäran.docx
+++ b/tillsyn/A 59931-2021 tillsynsbegäran.docx
@@ -724,7 +724,7 @@
     <w:r>
       <w:tab/>
       <w:tab/>
-      <w:t>2026-07-24</w:t>
+      <w:t>2026-07-25</w:t>
       <w:br/>
       <w:br/>
     </w:r>

--- a/tillsyn/A 59931-2021 tillsynsbegäran.docx
+++ b/tillsyn/A 59931-2021 tillsynsbegäran.docx
@@ -724,7 +724,7 @@
     <w:r>
       <w:tab/>
       <w:tab/>
-      <w:t>2026-07-25</w:t>
+      <w:t>2026-07-26</w:t>
       <w:br/>
       <w:br/>
     </w:r>

--- a/tillsyn/A 59931-2021 tillsynsbegäran.docx
+++ b/tillsyn/A 59931-2021 tillsynsbegäran.docx
@@ -724,7 +724,7 @@
     <w:r>
       <w:tab/>
       <w:tab/>
-      <w:t>2026-07-26</w:t>
+      <w:t>2026-07-27</w:t>
       <w:br/>
       <w:br/>
     </w:r>

--- a/tillsyn/A 59931-2021 tillsynsbegäran.docx
+++ b/tillsyn/A 59931-2021 tillsynsbegäran.docx
@@ -724,7 +724,7 @@
     <w:r>
       <w:tab/>
       <w:tab/>
-      <w:t>2026-07-27</w:t>
+      <w:t>2026-07-28</w:t>
       <w:br/>
       <w:br/>
     </w:r>

--- a/tillsyn/A 59931-2021 tillsynsbegäran.docx
+++ b/tillsyn/A 59931-2021 tillsynsbegäran.docx
@@ -724,7 +724,7 @@
     <w:r>
       <w:tab/>
       <w:tab/>
-      <w:t>2026-07-28</w:t>
+      <w:t>2026-07-29</w:t>
       <w:br/>
       <w:br/>
     </w:r>

--- a/tillsyn/A 59931-2021 tillsynsbegäran.docx
+++ b/tillsyn/A 59931-2021 tillsynsbegäran.docx
@@ -724,7 +724,7 @@
     <w:r>
       <w:tab/>
       <w:tab/>
-      <w:t>2026-07-29</w:t>
+      <w:t>2026-07-30</w:t>
       <w:br/>
       <w:br/>
     </w:r>

--- a/tillsyn/A 59931-2021 tillsynsbegäran.docx
+++ b/tillsyn/A 59931-2021 tillsynsbegäran.docx
@@ -724,7 +724,7 @@
     <w:r>
       <w:tab/>
       <w:tab/>
-      <w:t>2026-07-30</w:t>
+      <w:t>2026-07-31</w:t>
       <w:br/>
       <w:br/>
     </w:r>

--- a/tillsyn/A 59931-2021 tillsynsbegäran.docx
+++ b/tillsyn/A 59931-2021 tillsynsbegäran.docx
@@ -724,7 +724,7 @@
     <w:r>
       <w:tab/>
       <w:tab/>
-      <w:t>2026-07-31</w:t>
+      <w:t>2026-08-01</w:t>
       <w:br/>
       <w:br/>
     </w:r>

--- a/tillsyn/A 59931-2021 tillsynsbegäran.docx
+++ b/tillsyn/A 59931-2021 tillsynsbegäran.docx
@@ -724,7 +724,7 @@
     <w:r>
       <w:tab/>
       <w:tab/>
-      <w:t>2026-08-01</w:t>
+      <w:t>2026-08-02</w:t>
       <w:br/>
       <w:br/>
     </w:r>

--- a/tillsyn/A 59931-2021 tillsynsbegäran.docx
+++ b/tillsyn/A 59931-2021 tillsynsbegäran.docx
@@ -724,7 +724,7 @@
     <w:r>
       <w:tab/>
       <w:tab/>
-      <w:t>2026-08-02</w:t>
+      <w:t>2026-08-03</w:t>
       <w:br/>
       <w:br/>
     </w:r>

--- a/tillsyn/A 59931-2021 tillsynsbegäran.docx
+++ b/tillsyn/A 59931-2021 tillsynsbegäran.docx
@@ -724,7 +724,7 @@
     <w:r>
       <w:tab/>
       <w:tab/>
-      <w:t>2026-08-03</w:t>
+      <w:t>2026-08-04</w:t>
       <w:br/>
       <w:br/>
     </w:r>

--- a/tillsyn/A 59931-2021 tillsynsbegäran.docx
+++ b/tillsyn/A 59931-2021 tillsynsbegäran.docx
@@ -724,7 +724,7 @@
     <w:r>
       <w:tab/>
       <w:tab/>
-      <w:t>2026-08-04</w:t>
+      <w:t>2026-08-05</w:t>
       <w:br/>
       <w:br/>
     </w:r>

--- a/tillsyn/A 59931-2021 tillsynsbegäran.docx
+++ b/tillsyn/A 59931-2021 tillsynsbegäran.docx
@@ -724,7 +724,7 @@
     <w:r>
       <w:tab/>
       <w:tab/>
-      <w:t>2026-08-05</w:t>
+      <w:t>2026-08-07</w:t>
       <w:br/>
       <w:br/>
     </w:r>

--- a/tillsyn/A 59931-2021 tillsynsbegäran.docx
+++ b/tillsyn/A 59931-2021 tillsynsbegäran.docx
@@ -724,7 +724,7 @@
     <w:r>
       <w:tab/>
       <w:tab/>
-      <w:t>2026-08-07</w:t>
+      <w:t>2026-08-08</w:t>
       <w:br/>
       <w:br/>
     </w:r>

--- a/tillsyn/A 59931-2021 tillsynsbegäran.docx
+++ b/tillsyn/A 59931-2021 tillsynsbegäran.docx
@@ -60,7 +60,7 @@
         <w:spacing w:after="240"/>
       </w:pPr>
       <w:r>
-        <w:t>Figur 1. Fyndplatser för naturvårdsarter inom 23 meter från avverkningsanmälan. Markörer utan svart kant är placerade på fyndplatsen. Markörer med svart kant är placerade vid sidan av fyndplatsen har ett svart streck som visar fyndplatsens exakta position. Kartans mittpunktskoordinat är N 6540922, E 328084 i SWEREF 99 TM.</w:t>
+        <w:t>Figur 1. Fyndplatser för naturvårdsarter inom 23 meter från avverkningsanmälan. Markörer utan svart kant är placerade på fyndplatsen. Markörer med svart kant är placerade vid sidan av fyndplatsen och har ett svart streck som visar fyndplatsens exakta position. Kartans mittpunktskoordinat är N 6540922, E 328084 i SWEREF 99 TM.</w:t>
       </w:r>
     </w:p>
     <w:p>
@@ -724,7 +724,7 @@
     <w:r>
       <w:tab/>
       <w:tab/>
-      <w:t>2026-08-14</w:t>
+      <w:t>2026-08-15</w:t>
       <w:br/>
       <w:br/>
     </w:r>

--- a/tillsyn/A 59931-2021 tillsynsbegäran.docx
+++ b/tillsyn/A 59931-2021 tillsynsbegäran.docx
@@ -724,7 +724,7 @@
     <w:r>
       <w:tab/>
       <w:tab/>
-      <w:t>2026-08-15</w:t>
+      <w:t>2026-08-16</w:t>
       <w:br/>
       <w:br/>
     </w:r>

--- a/tillsyn/A 59931-2021 tillsynsbegäran.docx
+++ b/tillsyn/A 59931-2021 tillsynsbegäran.docx
@@ -724,7 +724,7 @@
     <w:r>
       <w:tab/>
       <w:tab/>
-      <w:t>2026-08-16</w:t>
+      <w:t>2026-08-17</w:t>
       <w:br/>
       <w:br/>
     </w:r>

--- a/tillsyn/A 59931-2021 tillsynsbegäran.docx
+++ b/tillsyn/A 59931-2021 tillsynsbegäran.docx
@@ -724,7 +724,7 @@
     <w:r>
       <w:tab/>
       <w:tab/>
-      <w:t>2026-08-17</w:t>
+      <w:t>2026-08-18</w:t>
       <w:br/>
       <w:br/>
     </w:r>

--- a/tillsyn/A 59931-2021 tillsynsbegäran.docx
+++ b/tillsyn/A 59931-2021 tillsynsbegäran.docx
@@ -724,7 +724,7 @@
     <w:r>
       <w:tab/>
       <w:tab/>
-      <w:t>2026-08-18</w:t>
+      <w:t>2026-08-19</w:t>
       <w:br/>
       <w:br/>
     </w:r>

--- a/tillsyn/A 59931-2021 tillsynsbegäran.docx
+++ b/tillsyn/A 59931-2021 tillsynsbegäran.docx
@@ -724,7 +724,7 @@
     <w:r>
       <w:tab/>
       <w:tab/>
-      <w:t>2026-08-19</w:t>
+      <w:t>2026-08-20</w:t>
       <w:br/>
       <w:br/>
     </w:r>

--- a/tillsyn/A 59931-2021 tillsynsbegäran.docx
+++ b/tillsyn/A 59931-2021 tillsynsbegäran.docx
@@ -724,7 +724,7 @@
     <w:r>
       <w:tab/>
       <w:tab/>
-      <w:t>2026-08-20</w:t>
+      <w:t>2026-08-21</w:t>
       <w:br/>
       <w:br/>
     </w:r>

--- a/tillsyn/A 59931-2021 tillsynsbegäran.docx
+++ b/tillsyn/A 59931-2021 tillsynsbegäran.docx
@@ -724,7 +724,7 @@
     <w:r>
       <w:tab/>
       <w:tab/>
-      <w:t>2026-08-21</w:t>
+      <w:t>2026-08-22</w:t>
       <w:br/>
       <w:br/>
     </w:r>

--- a/tillsyn/A 59931-2021 tillsynsbegäran.docx
+++ b/tillsyn/A 59931-2021 tillsynsbegäran.docx
@@ -724,7 +724,7 @@
     <w:r>
       <w:tab/>
       <w:tab/>
-      <w:t>2026-08-22</w:t>
+      <w:t>2026-08-23</w:t>
       <w:br/>
       <w:br/>
     </w:r>

--- a/tillsyn/A 59931-2021 tillsynsbegäran.docx
+++ b/tillsyn/A 59931-2021 tillsynsbegäran.docx
@@ -724,7 +724,7 @@
     <w:r>
       <w:tab/>
       <w:tab/>
-      <w:t>2026-08-23</w:t>
+      <w:t>2026-08-24</w:t>
       <w:br/>
       <w:br/>
     </w:r>

--- a/tillsyn/A 59931-2021 tillsynsbegäran.docx
+++ b/tillsyn/A 59931-2021 tillsynsbegäran.docx
@@ -724,7 +724,7 @@
     <w:r>
       <w:tab/>
       <w:tab/>
-      <w:t>2026-08-24</w:t>
+      <w:t>2026-08-25</w:t>
       <w:br/>
       <w:br/>
     </w:r>

--- a/tillsyn/A 59931-2021 tillsynsbegäran.docx
+++ b/tillsyn/A 59931-2021 tillsynsbegäran.docx
@@ -724,7 +724,7 @@
     <w:r>
       <w:tab/>
       <w:tab/>
-      <w:t>2026-08-25</w:t>
+      <w:t>2026-08-26</w:t>
       <w:br/>
       <w:br/>
     </w:r>

--- a/tillsyn/A 59931-2021 tillsynsbegäran.docx
+++ b/tillsyn/A 59931-2021 tillsynsbegäran.docx
@@ -724,7 +724,7 @@
     <w:r>
       <w:tab/>
       <w:tab/>
-      <w:t>2026-08-26</w:t>
+      <w:t>2026-08-27</w:t>
       <w:br/>
       <w:br/>
     </w:r>

--- a/tillsyn/A 59931-2021 tillsynsbegäran.docx
+++ b/tillsyn/A 59931-2021 tillsynsbegäran.docx
@@ -724,7 +724,7 @@
     <w:r>
       <w:tab/>
       <w:tab/>
-      <w:t>2026-08-27</w:t>
+      <w:t>2026-08-28</w:t>
       <w:br/>
       <w:br/>
     </w:r>

--- a/tillsyn/A 59931-2021 tillsynsbegäran.docx
+++ b/tillsyn/A 59931-2021 tillsynsbegäran.docx
@@ -724,7 +724,7 @@
     <w:r>
       <w:tab/>
       <w:tab/>
-      <w:t>2026-08-28</w:t>
+      <w:t>2026-08-29</w:t>
       <w:br/>
       <w:br/>
     </w:r>

--- a/tillsyn/A 59931-2021 tillsynsbegäran.docx
+++ b/tillsyn/A 59931-2021 tillsynsbegäran.docx
@@ -724,7 +724,7 @@
     <w:r>
       <w:tab/>
       <w:tab/>
-      <w:t>2026-08-29</w:t>
+      <w:t>2026-08-31</w:t>
       <w:br/>
       <w:br/>
     </w:r>

--- a/tillsyn/A 59931-2021 tillsynsbegäran.docx
+++ b/tillsyn/A 59931-2021 tillsynsbegäran.docx
@@ -724,7 +724,7 @@
     <w:r>
       <w:tab/>
       <w:tab/>
-      <w:t>2026-08-31</w:t>
+      <w:t>2026-09-01</w:t>
       <w:br/>
       <w:br/>
     </w:r>

--- a/tillsyn/A 59931-2021 tillsynsbegäran.docx
+++ b/tillsyn/A 59931-2021 tillsynsbegäran.docx
@@ -724,7 +724,7 @@
     <w:r>
       <w:tab/>
       <w:tab/>
-      <w:t>2026-09-01</w:t>
+      <w:t>2026-09-02</w:t>
       <w:br/>
       <w:br/>
     </w:r>

--- a/tillsyn/A 59931-2021 tillsynsbegäran.docx
+++ b/tillsyn/A 59931-2021 tillsynsbegäran.docx
@@ -724,7 +724,7 @@
     <w:r>
       <w:tab/>
       <w:tab/>
-      <w:t>2026-09-02</w:t>
+      <w:t>2026-09-03</w:t>
       <w:br/>
       <w:br/>
     </w:r>

--- a/tillsyn/A 59931-2021 tillsynsbegäran.docx
+++ b/tillsyn/A 59931-2021 tillsynsbegäran.docx
@@ -724,7 +724,7 @@
     <w:r>
       <w:tab/>
       <w:tab/>
-      <w:t>2026-09-03</w:t>
+      <w:t>2026-09-04</w:t>
       <w:br/>
       <w:br/>
     </w:r>

--- a/tillsyn/A 59931-2021 tillsynsbegäran.docx
+++ b/tillsyn/A 59931-2021 tillsynsbegäran.docx
@@ -724,7 +724,7 @@
     <w:r>
       <w:tab/>
       <w:tab/>
-      <w:t>2026-09-04</w:t>
+      <w:t>2026-09-05</w:t>
       <w:br/>
       <w:br/>
     </w:r>

--- a/tillsyn/A 59931-2021 tillsynsbegäran.docx
+++ b/tillsyn/A 59931-2021 tillsynsbegäran.docx
@@ -724,7 +724,7 @@
     <w:r>
       <w:tab/>
       <w:tab/>
-      <w:t>2026-09-05</w:t>
+      <w:t>2026-09-06</w:t>
       <w:br/>
       <w:br/>
     </w:r>

--- a/tillsyn/A 59931-2021 tillsynsbegäran.docx
+++ b/tillsyn/A 59931-2021 tillsynsbegäran.docx
@@ -724,7 +724,7 @@
     <w:r>
       <w:tab/>
       <w:tab/>
-      <w:t>2026-09-06</w:t>
+      <w:t>2026-09-07</w:t>
       <w:br/>
       <w:br/>
     </w:r>

--- a/tillsyn/A 59931-2021 tillsynsbegäran.docx
+++ b/tillsyn/A 59931-2021 tillsynsbegäran.docx
@@ -724,7 +724,7 @@
     <w:r>
       <w:tab/>
       <w:tab/>
-      <w:t>2026-09-07</w:t>
+      <w:t>2026-09-08</w:t>
       <w:br/>
       <w:br/>
     </w:r>

--- a/tillsyn/A 59931-2021 tillsynsbegäran.docx
+++ b/tillsyn/A 59931-2021 tillsynsbegäran.docx
@@ -724,7 +724,7 @@
     <w:r>
       <w:tab/>
       <w:tab/>
-      <w:t>2026-09-08</w:t>
+      <w:t>2026-09-09</w:t>
       <w:br/>
       <w:br/>
     </w:r>

--- a/tillsyn/A 59931-2021 tillsynsbegäran.docx
+++ b/tillsyn/A 59931-2021 tillsynsbegäran.docx
@@ -724,7 +724,7 @@
     <w:r>
       <w:tab/>
       <w:tab/>
-      <w:t>2026-09-09</w:t>
+      <w:t>2026-09-10</w:t>
       <w:br/>
       <w:br/>
     </w:r>

--- a/tillsyn/A 59931-2021 tillsynsbegäran.docx
+++ b/tillsyn/A 59931-2021 tillsynsbegäran.docx
@@ -724,7 +724,7 @@
     <w:r>
       <w:tab/>
       <w:tab/>
-      <w:t>2026-09-10</w:t>
+      <w:t>2026-09-11</w:t>
       <w:br/>
       <w:br/>
     </w:r>

--- a/tillsyn/A 59931-2021 tillsynsbegäran.docx
+++ b/tillsyn/A 59931-2021 tillsynsbegäran.docx
@@ -724,7 +724,7 @@
     <w:r>
       <w:tab/>
       <w:tab/>
-      <w:t>2026-09-11</w:t>
+      <w:t>2026-09-12</w:t>
       <w:br/>
       <w:br/>
     </w:r>

--- a/tillsyn/A 59931-2021 tillsynsbegäran.docx
+++ b/tillsyn/A 59931-2021 tillsynsbegäran.docx
@@ -724,7 +724,7 @@
     <w:r>
       <w:tab/>
       <w:tab/>
-      <w:t>2026-09-12</w:t>
+      <w:t>2026-09-13</w:t>
       <w:br/>
       <w:br/>
     </w:r>
